--- a/authors/lucien-vargas-bio.docx
+++ b/authors/lucien-vargas-bio.docx
@@ -5,17 +5,25 @@
     <w:p>
       <w:pPr>
         <w:spacing w:before="240" w:after="240"/>
-        <w:rPr>
-          <w:b/>
-          <w:bCs/>
-        </w:rPr>
       </w:pPr>
       <w:r>
-        <w:rPr>
-          <w:b/>
-          <w:bCs/>
-        </w:rPr>
-        <w:t xml:space="preserve">Lucien Vargas </w:t>
+        <w:t xml:space="preserve">Lucien Vargas is an economist </w:t>
+      </w:r>
+      <w:proofErr w:type="spellStart"/>
+      <w:r>
+        <w:t>specialising</w:t>
+      </w:r>
+      <w:proofErr w:type="spellEnd"/>
+      <w:r>
+        <w:t xml:space="preserve"> in environmental economics. His work focuses on how climate risks and climate policy design shape macroeconomic outcomes. He is particularly interested in real-time indicators built from text data by large language models, and applying quantitative methods to understand climate–macroeconomic dynamics. He is also the kind of person who </w:t>
+      </w:r>
+      <w:proofErr w:type="gramStart"/>
+      <w:r>
+        <w:t>discusses economics at all times</w:t>
+      </w:r>
+      <w:proofErr w:type="gramEnd"/>
+      <w:r>
+        <w:t>, including at the dinner table and parties.</w:t>
       </w:r>
     </w:p>
     <w:p>
@@ -23,41 +31,7 @@
         <w:spacing w:before="240" w:after="240"/>
       </w:pPr>
       <w:r>
-        <w:t xml:space="preserve">Lucien Vargas is an economist </w:t>
-      </w:r>
-      <w:proofErr w:type="spellStart"/>
-      <w:r>
-        <w:t>specialising</w:t>
-      </w:r>
-      <w:proofErr w:type="spellEnd"/>
-      <w:r>
-        <w:t xml:space="preserve"> in environmental economics. His work focuses on how climate risks and climate policy design shape macroeconomic outcomes. He is particularly interested in real-time indicators built from text data by </w:t>
-      </w:r>
-      <w:r>
-        <w:t>large language models</w:t>
-      </w:r>
-      <w:r>
-        <w:t xml:space="preserve">, and applying quantitative methods to understand climate–macroeconomic dynamics. He is </w:t>
-      </w:r>
-      <w:r>
-        <w:t xml:space="preserve">also </w:t>
-      </w:r>
-      <w:r>
-        <w:t xml:space="preserve">the kind of person </w:t>
-      </w:r>
-      <w:r>
-        <w:t>who</w:t>
-      </w:r>
-      <w:r>
-        <w:t xml:space="preserve"> </w:t>
-      </w:r>
-      <w:proofErr w:type="gramStart"/>
-      <w:r>
-        <w:t>discusses economics at all times</w:t>
-      </w:r>
-      <w:proofErr w:type="gramEnd"/>
-      <w:r>
-        <w:t>, including at the dinner table and parties.</w:t>
+        <w:t>He holds Master’s in the Economics of Energy, Climate Change and Sustainability from the Barcelona School of Economics, and a BA in Economics from the University Carlos III of Madrid, including an Erasmus at the University of Antwerp.</w:t>
       </w:r>
     </w:p>
     <w:p>
@@ -65,36 +39,7 @@
         <w:spacing w:before="240" w:after="240"/>
       </w:pPr>
       <w:r>
-        <w:t xml:space="preserve">He holds </w:t>
-      </w:r>
-      <w:r>
-        <w:t>Master’s in the Economics of Energy, Climate Change and Sustainability</w:t>
-      </w:r>
-      <w:r>
-        <w:t xml:space="preserve"> from the Barcelona School of Economics, and a BA in Economics from the University Carlos III of Madrid, including an Erasmus at the University of Antwerp.</w:t>
-      </w:r>
-    </w:p>
-    <w:p>
-      <w:pPr>
-        <w:spacing w:before="240" w:after="240"/>
-      </w:pPr>
-      <w:r>
-        <w:t xml:space="preserve">Lucien </w:t>
-      </w:r>
-      <w:r>
-        <w:t>works</w:t>
-      </w:r>
-      <w:r>
-        <w:t xml:space="preserve"> at BBVA Research, where he contributes to climate–macroeconomic risk scenario development and helps the department push its </w:t>
-      </w:r>
-      <w:r>
-        <w:t xml:space="preserve">environmental economics </w:t>
-      </w:r>
-      <w:r>
-        <w:t xml:space="preserve">research frontier. His experience includes econometric modelling, input-output analysis, </w:t>
-      </w:r>
-      <w:r>
-        <w:t xml:space="preserve">text-based indicators, </w:t>
+        <w:t xml:space="preserve">Lucien works at BBVA Research, where he contributes to climate–macroeconomic risk scenario development and helps the department push its environmental economics research frontier. His experience includes econometric modelling, input-output analysis, text-based indicators, </w:t>
       </w:r>
       <w:proofErr w:type="gramStart"/>
       <w:r>
@@ -102,19 +47,7 @@
       </w:r>
       <w:proofErr w:type="gramEnd"/>
       <w:r>
-        <w:t xml:space="preserve"> and tracking </w:t>
-      </w:r>
-      <w:r>
-        <w:t>fast-moving developments in</w:t>
-      </w:r>
-      <w:r>
-        <w:t xml:space="preserve"> climate</w:t>
-      </w:r>
-      <w:r>
-        <w:t xml:space="preserve"> </w:t>
-      </w:r>
-      <w:r>
-        <w:t>economics research. Before that, he worked at Equipo Económico, supporting macroeconomic monitoring under tight deadlines — a background that informs his pragmatic, evidence-driven view of how policy and markets interact.</w:t>
+        <w:t xml:space="preserve"> and tracking fast-moving developments in climate economics research. Before that, he worked at Equipo Económico, supporting macroeconomic monitoring under tight deadlines — a background that informs his pragmatic, evidence-driven view of how policy and markets interact.</w:t>
       </w:r>
     </w:p>
     <w:p>
